--- a/decks/files/z7nov/L13.docx
+++ b/decks/files/z7nov/L13.docx
@@ -307,6 +307,290 @@
                 <w:szCs w:val="28"/>
               </w:rPr>
               <w:t xml:space="preserve"> </w:t>
+            </w:r>
+          </w:p>
+        </w:tc>
+      </w:tr>
+    </w:tbl>
+    <w:p>
+      <w:pPr>
+        <w:keepNext/>
+        <w:bidi/>
+        <w:spacing w:before="120" w:after="20"/>
+        <w:jc w:val="right"/>
+      </w:pPr>
+      <w:r>
+        <w:rPr>
+          <w:rFonts w:ascii="Rubik" w:hAnsi="Rubik" w:cs="Rubik"/>
+          <w:b/>
+          <w:sz w:val="28"/>
+          <w:rtl/>
+          <w:szCs w:val="28"/>
+          <w:bCs/>
+        </w:rPr>
+        <w:t>מה עושים בכיתה ומה בבית? · צורות חופפות · הזזה</w:t>
+      </w:r>
+    </w:p>
+    <w:tbl>
+      <w:tblPr>
+        <w:tblW w:type="dxa" w:w="10200"/>
+        <w:jc w:val="right"/>
+        <w:tblLook w:firstColumn="1" w:firstRow="1" w:lastColumn="0" w:lastRow="0" w:noHBand="0" w:noVBand="1" w:val="04A0"/>
+        <w:tblStyle w:val="TableGrid"/>
+        <w:bidiVisual/>
+      </w:tblPr>
+      <w:tblGrid>
+        <w:gridCol w:w="1734"/>
+        <w:gridCol w:w="2550"/>
+        <w:gridCol w:w="1020"/>
+        <w:gridCol w:w="4896"/>
+      </w:tblGrid>
+      <w:tr>
+        <w:tc>
+          <w:tcPr>
+            <w:tcW w:type="dxa" w:w="1734"/>
+            <w:shd w:val="clear" w:color="auto" w:fill="E8E8E8"/>
+          </w:tcPr>
+          <w:p>
+            <w:pPr>
+              <w:bidi/>
+              <w:spacing w:after="0" w:before="0"/>
+              <w:jc w:val="right"/>
+            </w:pPr>
+            <w:r>
+              <w:rPr>
+                <w:b/>
+                <w:sz w:val="19"/>
+                <w:szCs w:val="19"/>
+              </w:rPr>
+              <w:t>מתי?</w:t>
+            </w:r>
+          </w:p>
+        </w:tc>
+        <w:tc>
+          <w:tcPr>
+            <w:tcW w:type="dxa" w:w="2550"/>
+            <w:shd w:val="clear" w:color="auto" w:fill="E8E8E8"/>
+          </w:tcPr>
+          <w:p>
+            <w:pPr>
+              <w:bidi/>
+              <w:spacing w:after="0" w:before="0"/>
+              <w:jc w:val="right"/>
+            </w:pPr>
+            <w:r>
+              <w:rPr>
+                <w:b/>
+                <w:sz w:val="19"/>
+                <w:szCs w:val="19"/>
+              </w:rPr>
+              <w:t>עמוד</w:t>
+            </w:r>
+          </w:p>
+        </w:tc>
+        <w:tc>
+          <w:tcPr>
+            <w:tcW w:type="dxa" w:w="1020"/>
+            <w:shd w:val="clear" w:color="auto" w:fill="E8E8E8"/>
+          </w:tcPr>
+          <w:p>
+            <w:pPr>
+              <w:bidi/>
+              <w:spacing w:after="0" w:before="0"/>
+              <w:jc w:val="right"/>
+            </w:pPr>
+            <w:r>
+              <w:rPr>
+                <w:b/>
+                <w:sz w:val="19"/>
+                <w:szCs w:val="19"/>
+              </w:rPr>
+              <w:t>איפה</w:t>
+            </w:r>
+          </w:p>
+        </w:tc>
+        <w:tc>
+          <w:tcPr>
+            <w:tcW w:type="dxa" w:w="4896"/>
+            <w:shd w:val="clear" w:color="auto" w:fill="E8E8E8"/>
+          </w:tcPr>
+          <w:p>
+            <w:pPr>
+              <w:bidi/>
+              <w:spacing w:after="0" w:before="0"/>
+              <w:jc w:val="right"/>
+            </w:pPr>
+            <w:r>
+              <w:rPr>
+                <w:b/>
+                <w:sz w:val="19"/>
+                <w:szCs w:val="19"/>
+              </w:rPr>
+              <w:t>תרגילים</w:t>
+            </w:r>
+          </w:p>
+        </w:tc>
+      </w:tr>
+      <w:tr>
+        <w:tc>
+          <w:tcPr>
+            <w:tcW w:type="dxa" w:w="1734"/>
+          </w:tcPr>
+          <w:p>
+            <w:pPr>
+              <w:bidi/>
+              <w:spacing w:after="0" w:before="0"/>
+              <w:jc w:val="right"/>
+            </w:pPr>
+            <w:r>
+              <w:rPr>
+                <w:b w:val="0"/>
+                <w:sz w:val="19"/>
+                <w:szCs w:val="19"/>
+              </w:rPr>
+              <w:t>בשיעור</w:t>
+            </w:r>
+          </w:p>
+        </w:tc>
+        <w:tc>
+          <w:tcPr>
+            <w:tcW w:type="dxa" w:w="2550"/>
+          </w:tcPr>
+          <w:p>
+            <w:pPr>
+              <w:bidi/>
+              <w:spacing w:after="0" w:before="0"/>
+              <w:jc w:val="right"/>
+            </w:pPr>
+            <w:r>
+              <w:rPr>
+                <w:b w:val="0"/>
+                <w:sz w:val="19"/>
+                <w:szCs w:val="19"/>
+              </w:rPr>
+              <w:t>דף זה</w:t>
+            </w:r>
+          </w:p>
+        </w:tc>
+        <w:tc>
+          <w:tcPr>
+            <w:tcW w:type="dxa" w:w="1020"/>
+          </w:tcPr>
+          <w:p>
+            <w:pPr>
+              <w:bidi/>
+              <w:spacing w:after="0" w:before="0"/>
+              <w:jc w:val="right"/>
+            </w:pPr>
+            <w:r>
+              <w:rPr>
+                <w:b w:val="0"/>
+                <w:sz w:val="19"/>
+                <w:szCs w:val="19"/>
+              </w:rPr>
+              <w:t>כיתה</w:t>
+            </w:r>
+          </w:p>
+        </w:tc>
+        <w:tc>
+          <w:tcPr>
+            <w:tcW w:type="dxa" w:w="4896"/>
+          </w:tcPr>
+          <w:p>
+            <w:pPr>
+              <w:bidi/>
+              <w:spacing w:after="0" w:before="0"/>
+              <w:jc w:val="right"/>
+            </w:pPr>
+            <w:r>
+              <w:rPr>
+                <w:b w:val="0"/>
+                <w:sz w:val="19"/>
+                <w:szCs w:val="19"/>
+              </w:rPr>
+              <w:t>משימות 1–10 · חובה: 1, 2, 4, 5, 7, 9</w:t>
+            </w:r>
+          </w:p>
+        </w:tc>
+      </w:tr>
+      <w:tr>
+        <w:tc>
+          <w:tcPr>
+            <w:tcW w:type="dxa" w:w="1734"/>
+          </w:tcPr>
+          <w:p>
+            <w:pPr>
+              <w:bidi/>
+              <w:spacing w:after="0" w:before="0"/>
+              <w:jc w:val="right"/>
+            </w:pPr>
+            <w:r>
+              <w:rPr>
+                <w:b w:val="0"/>
+                <w:sz w:val="19"/>
+                <w:szCs w:val="19"/>
+              </w:rPr>
+              <w:t>עד השיעור הבא</w:t>
+            </w:r>
+          </w:p>
+        </w:tc>
+        <w:tc>
+          <w:tcPr>
+            <w:tcW w:type="dxa" w:w="2550"/>
+          </w:tcPr>
+          <w:p>
+            <w:pPr>
+              <w:bidi/>
+              <w:spacing w:after="0" w:before="0"/>
+              <w:jc w:val="right"/>
+            </w:pPr>
+            <w:r>
+              <w:rPr>
+                <w:b w:val="0"/>
+                <w:sz w:val="19"/>
+                <w:szCs w:val="19"/>
+              </w:rPr>
+              <w:t>דף זה</w:t>
+            </w:r>
+          </w:p>
+        </w:tc>
+        <w:tc>
+          <w:tcPr>
+            <w:tcW w:type="dxa" w:w="1020"/>
+          </w:tcPr>
+          <w:p>
+            <w:pPr>
+              <w:bidi/>
+              <w:spacing w:after="0" w:before="0"/>
+              <w:jc w:val="right"/>
+            </w:pPr>
+            <w:r>
+              <w:rPr>
+                <w:b w:val="0"/>
+                <w:sz w:val="19"/>
+                <w:szCs w:val="19"/>
+              </w:rPr>
+              <w:t>בית</w:t>
+            </w:r>
+          </w:p>
+        </w:tc>
+        <w:tc>
+          <w:tcPr>
+            <w:tcW w:type="dxa" w:w="4896"/>
+          </w:tcPr>
+          <w:p>
+            <w:pPr>
+              <w:bidi/>
+              <w:spacing w:after="0" w:before="0"/>
+              <w:jc w:val="right"/>
+            </w:pPr>
+            <w:r>
+              <w:rPr>
+                <w:b w:val="0"/>
+                <w:sz w:val="19"/>
+                <w:szCs w:val="19"/>
+              </w:rPr>
+              <w:t>משימות 1–10 · חובה: 1, 2, 4, 5, 7, 9</w:t>
             </w:r>
           </w:p>
         </w:tc>
